--- a/docs/pack-commercial/FORMATION_secretaire.docx
+++ b/docs/pack-commercial/FORMATION_secretaire.docx
@@ -25,7 +25,7 @@
           <w:color w:val="7C3AED"/>
           <w:sz w:val="40"/>
         </w:rPr>
-        <w:t>Formation — Secrétaire</w:t>
+        <w:t>Formation — Chargé de mission</w:t>
       </w:r>
     </w:p>
     <w:p>
@@ -1062,6 +1062,10 @@
       </w:r>
     </w:p>
     <w:sectPr>
+      <w:headerReference w:type="default" r:id="rId9"/>
+      <w:footerReference w:type="default" r:id="rId10"/>
+      <w:headerReference w:type="first" r:id="rId11"/>
+      <w:footerReference w:type="first" r:id="rId12"/>
       <w:pgSz w:w="12240" w:h="15840"/>
       <w:pgMar w:top="907" w:right="1020" w:bottom="850" w:left="1020" w:header="720" w:footer="720" w:gutter="0"/>
       <w:cols w:space="720"/>
@@ -1069,6 +1073,46 @@
     </w:sectPr>
   </w:body>
 </w:document>
+</file>
+
+<file path=word/footer1.xml><?xml version="1.0" encoding="utf-8"?>
+<w:ftr xmlns:m="http://schemas.openxmlformats.org/officeDocument/2006/math" xmlns:mc="http://schemas.openxmlformats.org/markup-compatibility/2006" xmlns:mo="http://schemas.microsoft.com/office/mac/office/2008/main" xmlns:mv="urn:schemas-microsoft-com:mac:vml" xmlns:o="urn:schemas-microsoft-com:office:office" xmlns:r="http://schemas.openxmlformats.org/officeDocument/2006/relationships" xmlns:v="urn:schemas-microsoft-com:vml" xmlns:w10="urn:schemas-microsoft-com:office:word" xmlns:w14="http://schemas.microsoft.com/office/word/2010/wordml" xmlns:w="http://schemas.openxmlformats.org/wordprocessingml/2006/main" xmlns:wne="http://schemas.microsoft.com/office/word/2006/wordml" xmlns:wp14="http://schemas.microsoft.com/office/word/2010/wordprocessingDrawing" xmlns:wp="http://schemas.openxmlformats.org/drawingml/2006/wordprocessingDrawing" xmlns:wpc="http://schemas.microsoft.com/office/word/2010/wordprocessingCanvas" xmlns:wpg="http://schemas.microsoft.com/office/word/2010/wordprocessingGroup" xmlns:wpi="http://schemas.microsoft.com/office/word/2010/wordprocessingInk" xmlns:wps="http://schemas.microsoft.com/office/word/2010/wordprocessingShape" mc:Ignorable="w14 wp14">
+  <w:p>
+    <w:pPr>
+      <w:pStyle w:val="Footer"/>
+    </w:pPr>
+  </w:p>
+</w:ftr>
+</file>
+
+<file path=word/footer2.xml><?xml version="1.0" encoding="utf-8"?>
+<w:ftr xmlns:m="http://schemas.openxmlformats.org/officeDocument/2006/math" xmlns:mc="http://schemas.openxmlformats.org/markup-compatibility/2006" xmlns:mo="http://schemas.microsoft.com/office/mac/office/2008/main" xmlns:mv="urn:schemas-microsoft-com:mac:vml" xmlns:o="urn:schemas-microsoft-com:office:office" xmlns:r="http://schemas.openxmlformats.org/officeDocument/2006/relationships" xmlns:v="urn:schemas-microsoft-com:vml" xmlns:w10="urn:schemas-microsoft-com:office:word" xmlns:w14="http://schemas.microsoft.com/office/word/2010/wordml" xmlns:w="http://schemas.openxmlformats.org/wordprocessingml/2006/main" xmlns:wne="http://schemas.microsoft.com/office/word/2006/wordml" xmlns:wp14="http://schemas.microsoft.com/office/word/2010/wordprocessingDrawing" xmlns:wp="http://schemas.openxmlformats.org/drawingml/2006/wordprocessingDrawing" xmlns:wpc="http://schemas.microsoft.com/office/word/2010/wordprocessingCanvas" xmlns:wpg="http://schemas.microsoft.com/office/word/2010/wordprocessingGroup" xmlns:wpi="http://schemas.microsoft.com/office/word/2010/wordprocessingInk" xmlns:wps="http://schemas.microsoft.com/office/word/2010/wordprocessingShape" mc:Ignorable="w14 wp14">
+  <w:p>
+    <w:pPr>
+      <w:pStyle w:val="Footer"/>
+    </w:pPr>
+  </w:p>
+</w:ftr>
+</file>
+
+<file path=word/header1.xml><?xml version="1.0" encoding="utf-8"?>
+<w:hdr xmlns:m="http://schemas.openxmlformats.org/officeDocument/2006/math" xmlns:mc="http://schemas.openxmlformats.org/markup-compatibility/2006" xmlns:mo="http://schemas.microsoft.com/office/mac/office/2008/main" xmlns:mv="urn:schemas-microsoft-com:mac:vml" xmlns:o="urn:schemas-microsoft-com:office:office" xmlns:r="http://schemas.openxmlformats.org/officeDocument/2006/relationships" xmlns:v="urn:schemas-microsoft-com:vml" xmlns:w10="urn:schemas-microsoft-com:office:word" xmlns:w14="http://schemas.microsoft.com/office/word/2010/wordml" xmlns:w="http://schemas.openxmlformats.org/wordprocessingml/2006/main" xmlns:wne="http://schemas.microsoft.com/office/word/2006/wordml" xmlns:wp14="http://schemas.microsoft.com/office/word/2010/wordprocessingDrawing" xmlns:wp="http://schemas.openxmlformats.org/drawingml/2006/wordprocessingDrawing" xmlns:wpc="http://schemas.microsoft.com/office/word/2010/wordprocessingCanvas" xmlns:wpg="http://schemas.microsoft.com/office/word/2010/wordprocessingGroup" xmlns:wpi="http://schemas.microsoft.com/office/word/2010/wordprocessingInk" xmlns:wps="http://schemas.microsoft.com/office/word/2010/wordprocessingShape" mc:Ignorable="w14 wp14">
+  <w:p>
+    <w:pPr>
+      <w:pStyle w:val="Header"/>
+    </w:pPr>
+  </w:p>
+</w:hdr>
+</file>
+
+<file path=word/header2.xml><?xml version="1.0" encoding="utf-8"?>
+<w:hdr xmlns:m="http://schemas.openxmlformats.org/officeDocument/2006/math" xmlns:mc="http://schemas.openxmlformats.org/markup-compatibility/2006" xmlns:mo="http://schemas.microsoft.com/office/mac/office/2008/main" xmlns:mv="urn:schemas-microsoft-com:mac:vml" xmlns:o="urn:schemas-microsoft-com:office:office" xmlns:r="http://schemas.openxmlformats.org/officeDocument/2006/relationships" xmlns:v="urn:schemas-microsoft-com:vml" xmlns:w10="urn:schemas-microsoft-com:office:word" xmlns:w14="http://schemas.microsoft.com/office/word/2010/wordml" xmlns:w="http://schemas.openxmlformats.org/wordprocessingml/2006/main" xmlns:wne="http://schemas.microsoft.com/office/word/2006/wordml" xmlns:wp14="http://schemas.microsoft.com/office/word/2010/wordprocessingDrawing" xmlns:wp="http://schemas.openxmlformats.org/drawingml/2006/wordprocessingDrawing" xmlns:wpc="http://schemas.microsoft.com/office/word/2010/wordprocessingCanvas" xmlns:wpg="http://schemas.microsoft.com/office/word/2010/wordprocessingGroup" xmlns:wpi="http://schemas.microsoft.com/office/word/2010/wordprocessingInk" xmlns:wps="http://schemas.microsoft.com/office/word/2010/wordprocessingShape" mc:Ignorable="w14 wp14">
+  <w:p>
+    <w:pPr>
+      <w:pStyle w:val="Header"/>
+    </w:pPr>
+  </w:p>
+</w:hdr>
 </file>
 
 <file path=word/numbering.xml><?xml version="1.0" encoding="utf-8"?>

--- a/docs/pack-commercial/FORMATION_secretaire.docx
+++ b/docs/pack-commercial/FORMATION_secretaire.docx
@@ -37,7 +37,7 @@
           <w:color w:val="6B6685"/>
           <w:sz w:val="20"/>
         </w:rPr>
-        <w:t>L'application écran par écran, la routine, le relevé d'heures · IDEAFORMA · version 1.0 — août 2026</w:t>
+        <w:t xml:space="preserve">L'application écran par écran, la routine, le relevé d'heures · MY EASY AUTO · version 1.0 — août 2026</w:t>
       </w:r>
     </w:p>
     <w:p>
@@ -50,7 +50,7 @@
           <w:b w:val="0"/>
           <w:sz w:val="21"/>
         </w:rPr>
-        <w:t>Objectif : à la fin de la séance, vous savez tenir un dossier de sinistre de bout en bout dans My Easy Auto — de l'import du rapport d'expertise au pointage du paiement. Comptez 2 h, l'application ouverte à côté de cette fiche. Le GUIDE DU COLLABORATEUR reste votre référence métier ; cette fiche est le mode d'emploi de l'outil.</w:t>
+        <w:t xml:space="preserve">Objectif : à la fin de la séance, vous savez reprendre un dossier de sinistre dans My Easy Auto et le débloquer (relances, impayés, litiges) — de l'import du rapport d'expertise au pointage du paiement. Comptez 2 h, l'application ouverte à côté de cette fiche. Le GUIDE DU COLLABORATEUR reste votre référence métier ; cette fiche est le mode d'emploi de l'outil.</w:t>
       </w:r>
     </w:p>
     <w:p>
@@ -104,7 +104,7 @@
         <w:rPr>
           <w:sz w:val="21"/>
         </w:rPr>
-        <w:t>vos identifiants sont personnels à chaque garage : jamais partagés, jamais notés en clair, jamais utilisés hors plateforme.</w:t>
+        <w:t xml:space="preserve">vous disposez d'identifiants nominatifs pour chaque garage : jamais partagés, jamais notés en clair, jamais utilisés hors plateforme.</w:t>
       </w:r>
     </w:p>
     <w:p>
@@ -211,7 +211,7 @@
               <w:rPr>
                 <w:sz w:val="19"/>
               </w:rPr>
-              <w:t>Votre point de départ chaque matin : véhicules présents, dossiers en cours, bloc « À faire » (l'appli calcule la prochaine action de chaque dossier + vos rappels personnels).</w:t>
+              <w:t xml:space="preserve">Votre point de départ chaque matin : véhicules présents, dossiers en cours, bloc « À faire » (uniquement les tâches écrites par le garage ou par vous ; la prochaine action proposée se trouve sur la fiche de chaque dossier).</w:t>
             </w:r>
           </w:p>
         </w:tc>
@@ -331,7 +331,7 @@
               <w:rPr>
                 <w:sz w:val="19"/>
               </w:rPr>
-              <w:t>Paiements et relances : qui doit quoi, relances graduées (assurance, expert, client) jusqu'à la mise en demeure, cession de créance.</w:t>
+              <w:t xml:space="preserve">Paiements et relances : qui doit quoi, relances graduées (assurance, expert, client) ; la mise en demeure reste manuelle, avec l'accord exprès du garage ; cession de créance.</w:t>
             </w:r>
           </w:p>
         </w:tc>
@@ -668,7 +668,7 @@
           <w:b w:val="0"/>
           <w:sz w:val="21"/>
         </w:rPr>
-        <w:t>① Import du rapport PDF → dossier pré-rempli, à vérifier. ② Rendez-vous d'expertise suivi à l'agenda, relance du cabinet si le rapport tarde. ③ Devis généré → validation → signature (OR et cession de créance avec). ④ Réparation planifiée, pièces suivies, véhicule de prêt géré. ⑤ Facture générée et envoyée avec ses pièces à l'assurance ou au client. ⑥ Restitution signée, franchise encaissée. ⑦ Paiement pointé (banque), facture acquittée, dossier clôturé. À chaque étape : le statut du dossier est mis à jour — c'est lui qui pilote le bloc « À faire ».</w:t>
+        <w:t xml:space="preserve">① Import du rapport PDF → dossier pré-rempli, à vérifier. ② Rendez-vous d'expertise suivi à l'agenda, relance du cabinet si le rapport tarde. ③ Devis généré → validation → signature (OR et cession de créance avec). ④ Réparation planifiée, pièces suivies, véhicule de prêt géré. ⑤ Facture générée et envoyée avec ses pièces à l'assurance ou au client. ⑥ Restitution signée, franchise encaissée. ⑦ Paiement pointé (banque), facture acquittée, dossier clôturé. À chaque étape : le statut du dossier est mis à jour — c'est lui qui détermine la prochaine action proposée sur la fiche.</w:t>
       </w:r>
     </w:p>
     <w:p>
@@ -741,7 +741,7 @@
         <w:rPr>
           <w:sz w:val="21"/>
         </w:rPr>
-        <w:t>relevé d'heures par garage vérifié et adressé à IDEAFORMA avec votre facture AVANT LE 5 ; forfaits régulièrement dépassés ou sous-consommés signalés.</w:t>
+        <w:t xml:space="preserve">relevé d'heures par garage vérifié et adressé à MY EASY AUTO avec votre facture AVANT LE 5 ; forfaits régulièrement dépassés ou sous-consommés signalés.</w:t>
       </w:r>
     </w:p>
     <w:p>
@@ -1046,7 +1046,7 @@
           <w:b w:val="0"/>
           <w:sz w:val="21"/>
         </w:rPr>
-        <w:t>Le GUIDE DU COLLABORATEUR détaille le métier (pipeline, relances types, litiges) ; les procédures internes couvrent le changement de formule et la résiliation d'un garage. Pour tout le reste : contact@myeasyauto.fr, ou le bouton « Aide &amp; incidents » dans l'application.</w:t>
+        <w:t xml:space="preserve">Le GUIDE DU COLLABORATEUR détaille le métier (pipeline, périmètre, litiges) ; les procédures internes couvrent le changement de formule et la résiliation d'un garage. Pour tout le reste : contact@myeasyauto.fr, ou le bouton « Aide &amp; incidents » dans l'application.</w:t>
       </w:r>
     </w:p>
     <w:p>
@@ -1058,7 +1058,7 @@
           <w:color w:val="6B6685"/>
           <w:sz w:val="16"/>
         </w:rPr>
-        <w:t>IDEAFORMA — 144 Avenue Charles de Gaulle, 92200 Neuilly-sur-Seine · SIRET 993 125 335 00014 · contact@myeasyauto.fr · myeasyauto.fr · Document interne.</w:t>
+        <w:t xml:space="preserve">MY EASY AUTO — 144 Avenue Charles de Gaulle, 92200 Neuilly-sur-Seine · SIRET 993 125 335 00014 · contact@myeasyauto.fr · myeasyauto.fr · Document interne.</w:t>
       </w:r>
     </w:p>
     <w:sectPr>
